--- a/ejercicio-performance/Ejercicio2/InformeResultados.docx
+++ b/ejercicio-performance/Ejercicio2/InformeResultados.docx
@@ -43,7 +43,25 @@
           <w:sz w:val="26"/>
           <w:lang w:val="es-MX"/>
         </w:rPr>
-        <w:t>Ejercicio 2 - Analisis de Resultados</w:t>
+        <w:t xml:space="preserve">Ejercicio 2 - </w:t>
+      </w:r>
+      <w:proofErr w:type="spellStart"/>
+      <w:r>
+        <w:rPr>
+          <w:color w:val="404040"/>
+          <w:sz w:val="26"/>
+          <w:lang w:val="es-MX"/>
+        </w:rPr>
+        <w:t>Analisis</w:t>
+      </w:r>
+      <w:proofErr w:type="spellEnd"/>
+      <w:r>
+        <w:rPr>
+          <w:color w:val="404040"/>
+          <w:sz w:val="26"/>
+          <w:lang w:val="es-MX"/>
+        </w:rPr>
+        <w:t xml:space="preserve"> de Resultados</w:t>
       </w:r>
     </w:p>
     <w:p>
@@ -57,7 +75,21 @@
         <w:rPr>
           <w:lang w:val="es-MX"/>
         </w:rPr>
-        <w:t>Fecha: Abril 202</w:t>
+        <w:t xml:space="preserve">Fecha: </w:t>
+      </w:r>
+      <w:proofErr w:type="gramStart"/>
+      <w:r>
+        <w:rPr>
+          <w:lang w:val="es-MX"/>
+        </w:rPr>
+        <w:t>Abril</w:t>
+      </w:r>
+      <w:proofErr w:type="gramEnd"/>
+      <w:r>
+        <w:rPr>
+          <w:lang w:val="es-MX"/>
+        </w:rPr>
+        <w:t xml:space="preserve"> 202</w:t>
       </w:r>
       <w:r>
         <w:rPr>
@@ -120,7 +152,7 @@
         <w:rPr>
           <w:lang w:val="es-MX"/>
         </w:rPr>
-        <w:t xml:space="preserve">La prueba de carga ejecutada con K6 proceso un total de </w:t>
+        <w:t xml:space="preserve">La prueba de carga ejecutada proceso un total de </w:t>
       </w:r>
       <w:r>
         <w:rPr>
@@ -140,19 +172,63 @@
           <w:b/>
           <w:lang w:val="es-MX"/>
         </w:rPr>
-        <w:t>2 y 140 usuarios virtuales (VUs)</w:t>
-      </w:r>
-      <w:r>
-        <w:rPr>
-          <w:lang w:val="es-MX"/>
-        </w:rPr>
-        <w:t xml:space="preserve"> a lo largo de la sesion. El throughput sostenido alcanzo </w:t>
-      </w:r>
+        <w:t>2 y 140 usuarios virtuales (</w:t>
+      </w:r>
+      <w:proofErr w:type="spellStart"/>
       <w:r>
         <w:rPr>
           <w:b/>
           <w:lang w:val="es-MX"/>
         </w:rPr>
+        <w:t>VUs</w:t>
+      </w:r>
+      <w:proofErr w:type="spellEnd"/>
+      <w:r>
+        <w:rPr>
+          <w:b/>
+          <w:lang w:val="es-MX"/>
+        </w:rPr>
+        <w:t>)</w:t>
+      </w:r>
+      <w:r>
+        <w:rPr>
+          <w:lang w:val="es-MX"/>
+        </w:rPr>
+        <w:t xml:space="preserve"> a lo largo de la </w:t>
+      </w:r>
+      <w:proofErr w:type="spellStart"/>
+      <w:r>
+        <w:rPr>
+          <w:lang w:val="es-MX"/>
+        </w:rPr>
+        <w:t>sesion</w:t>
+      </w:r>
+      <w:proofErr w:type="spellEnd"/>
+      <w:r>
+        <w:rPr>
+          <w:lang w:val="es-MX"/>
+        </w:rPr>
+        <w:t xml:space="preserve">. El </w:t>
+      </w:r>
+      <w:proofErr w:type="spellStart"/>
+      <w:r>
+        <w:rPr>
+          <w:lang w:val="es-MX"/>
+        </w:rPr>
+        <w:t>throughput</w:t>
+      </w:r>
+      <w:proofErr w:type="spellEnd"/>
+      <w:r>
+        <w:rPr>
+          <w:lang w:val="es-MX"/>
+        </w:rPr>
+        <w:t xml:space="preserve"> sostenido alcanzo </w:t>
+      </w:r>
+      <w:r>
+        <w:rPr>
+          <w:b/>
+          <w:lang w:val="es-MX"/>
+        </w:rPr>
         <w:t>73.18 peticiones por segundo</w:t>
       </w:r>
       <w:r>
@@ -185,7 +261,21 @@
         <w:rPr>
           <w:lang w:val="es-MX"/>
         </w:rPr>
-        <w:t>, valor que se encuentra en el limite del umbral aceptable del 3%.</w:t>
+        <w:t xml:space="preserve">, valor que se encuentra en el </w:t>
+      </w:r>
+      <w:proofErr w:type="spellStart"/>
+      <w:r>
+        <w:rPr>
+          <w:lang w:val="es-MX"/>
+        </w:rPr>
+        <w:t>limite</w:t>
+      </w:r>
+      <w:proofErr w:type="spellEnd"/>
+      <w:r>
+        <w:rPr>
+          <w:lang w:val="es-MX"/>
+        </w:rPr>
+        <w:t xml:space="preserve"> del umbral aceptable del 3%.</w:t>
       </w:r>
     </w:p>
     <w:p>
@@ -205,7 +295,25 @@
           <w:color w:val="1F497D"/>
           <w:sz w:val="28"/>
         </w:rPr>
-        <w:t>2. Metricas Clave</w:t>
+        <w:t xml:space="preserve">2. </w:t>
+      </w:r>
+      <w:proofErr w:type="spellStart"/>
+      <w:r>
+        <w:rPr>
+          <w:b/>
+          <w:color w:val="1F497D"/>
+          <w:sz w:val="28"/>
+        </w:rPr>
+        <w:t>Metricas</w:t>
+      </w:r>
+      <w:proofErr w:type="spellEnd"/>
+      <w:r>
+        <w:rPr>
+          <w:b/>
+          <w:color w:val="1F497D"/>
+          <w:sz w:val="28"/>
+        </w:rPr>
+        <w:t xml:space="preserve"> Clave</w:t>
       </w:r>
     </w:p>
     <w:p>
@@ -249,6 +357,7 @@
             <w:pPr>
               <w:jc w:val="center"/>
             </w:pPr>
+            <w:proofErr w:type="spellStart"/>
             <w:r>
               <w:rPr>
                 <w:b/>
@@ -256,6 +365,7 @@
               </w:rPr>
               <w:t>Metrica</w:t>
             </w:r>
+            <w:proofErr w:type="spellEnd"/>
           </w:p>
         </w:tc>
         <w:tc>
@@ -303,8 +413,16 @@
               <w:rPr>
                 <w:sz w:val="20"/>
               </w:rPr>
-              <w:t>Total de peticiones</w:t>
+              <w:t xml:space="preserve">Total de </w:t>
             </w:r>
+            <w:proofErr w:type="spellStart"/>
+            <w:r>
+              <w:rPr>
+                <w:sz w:val="20"/>
+              </w:rPr>
+              <w:t>peticiones</w:t>
+            </w:r>
+            <w:proofErr w:type="spellEnd"/>
           </w:p>
         </w:tc>
         <w:tc>
@@ -385,8 +503,16 @@
               <w:rPr>
                 <w:sz w:val="20"/>
               </w:rPr>
-              <w:t>Total de iteraciones</w:t>
+              <w:t xml:space="preserve">Total de </w:t>
             </w:r>
+            <w:proofErr w:type="spellStart"/>
+            <w:r>
+              <w:rPr>
+                <w:sz w:val="20"/>
+              </w:rPr>
+              <w:t>iteraciones</w:t>
+            </w:r>
+            <w:proofErr w:type="spellEnd"/>
           </w:p>
         </w:tc>
         <w:tc>
@@ -426,8 +552,16 @@
               <w:rPr>
                 <w:sz w:val="20"/>
               </w:rPr>
-              <w:t>VUs minimos</w:t>
+              <w:t xml:space="preserve">VUs </w:t>
             </w:r>
+            <w:proofErr w:type="spellStart"/>
+            <w:r>
+              <w:rPr>
+                <w:sz w:val="20"/>
+              </w:rPr>
+              <w:t>minimos</w:t>
+            </w:r>
+            <w:proofErr w:type="spellEnd"/>
           </w:p>
         </w:tc>
         <w:tc>
@@ -467,8 +601,16 @@
               <w:rPr>
                 <w:sz w:val="20"/>
               </w:rPr>
-              <w:t>VUs maximos</w:t>
+              <w:t xml:space="preserve">VUs </w:t>
             </w:r>
+            <w:proofErr w:type="spellStart"/>
+            <w:r>
+              <w:rPr>
+                <w:sz w:val="20"/>
+              </w:rPr>
+              <w:t>maximos</w:t>
+            </w:r>
+            <w:proofErr w:type="spellEnd"/>
           </w:p>
         </w:tc>
         <w:tc>
@@ -508,8 +650,16 @@
               <w:rPr>
                 <w:sz w:val="20"/>
               </w:rPr>
-              <w:t>Datos recibidos</w:t>
+              <w:t xml:space="preserve">Datos </w:t>
             </w:r>
+            <w:proofErr w:type="spellStart"/>
+            <w:r>
+              <w:rPr>
+                <w:sz w:val="20"/>
+              </w:rPr>
+              <w:t>recibidos</w:t>
+            </w:r>
+            <w:proofErr w:type="spellEnd"/>
           </w:p>
         </w:tc>
         <w:tc>
@@ -549,8 +699,16 @@
               <w:rPr>
                 <w:sz w:val="20"/>
               </w:rPr>
-              <w:t>Datos enviados</w:t>
+              <w:t xml:space="preserve">Datos </w:t>
             </w:r>
+            <w:proofErr w:type="spellStart"/>
+            <w:r>
+              <w:rPr>
+                <w:sz w:val="20"/>
+              </w:rPr>
+              <w:t>enviados</w:t>
+            </w:r>
+            <w:proofErr w:type="spellEnd"/>
           </w:p>
         </w:tc>
         <w:tc>
@@ -596,7 +754,27 @@
           <w:sz w:val="24"/>
           <w:lang w:val="es-MX"/>
         </w:rPr>
-        <w:t>2.2 Tiempos de Respuesta (http_req_duration)</w:t>
+        <w:t>2.2 Tiempos de Respuesta (</w:t>
+      </w:r>
+      <w:proofErr w:type="spellStart"/>
+      <w:r>
+        <w:rPr>
+          <w:b/>
+          <w:color w:val="1F497D"/>
+          <w:sz w:val="24"/>
+          <w:lang w:val="es-MX"/>
+        </w:rPr>
+        <w:t>http_req_duration</w:t>
+      </w:r>
+      <w:proofErr w:type="spellEnd"/>
+      <w:r>
+        <w:rPr>
+          <w:b/>
+          <w:color w:val="1F497D"/>
+          <w:sz w:val="24"/>
+          <w:lang w:val="es-MX"/>
+        </w:rPr>
+        <w:t>)</w:t>
       </w:r>
     </w:p>
     <w:tbl>
@@ -619,6 +797,7 @@
             <w:pPr>
               <w:jc w:val="center"/>
             </w:pPr>
+            <w:proofErr w:type="spellStart"/>
             <w:r>
               <w:rPr>
                 <w:b/>
@@ -626,6 +805,7 @@
               </w:rPr>
               <w:t>Metrica</w:t>
             </w:r>
+            <w:proofErr w:type="spellEnd"/>
           </w:p>
         </w:tc>
         <w:tc>
@@ -669,11 +849,19 @@
             <w:tcW w:w="3041" w:type="dxa"/>
           </w:tcPr>
           <w:p>
+            <w:proofErr w:type="spellStart"/>
             <w:r>
               <w:rPr>
                 <w:sz w:val="20"/>
               </w:rPr>
-              <w:t>Promedio (avg)</w:t>
+              <w:t>Promedio</w:t>
+            </w:r>
+            <w:proofErr w:type="spellEnd"/>
+            <w:r>
+              <w:rPr>
+                <w:sz w:val="20"/>
+              </w:rPr>
+              <w:t xml:space="preserve"> (avg)</w:t>
             </w:r>
           </w:p>
         </w:tc>
@@ -686,8 +874,16 @@
               <w:rPr>
                 <w:sz w:val="20"/>
               </w:rPr>
-              <w:t>861.68 ms</w:t>
+              <w:t xml:space="preserve">861.68 </w:t>
             </w:r>
+            <w:proofErr w:type="spellStart"/>
+            <w:r>
+              <w:rPr>
+                <w:sz w:val="20"/>
+              </w:rPr>
+              <w:t>ms</w:t>
+            </w:r>
+            <w:proofErr w:type="spellEnd"/>
           </w:p>
         </w:tc>
         <w:tc>
@@ -710,11 +906,19 @@
             <w:tcW w:w="3041" w:type="dxa"/>
           </w:tcPr>
           <w:p>
+            <w:proofErr w:type="spellStart"/>
             <w:r>
               <w:rPr>
                 <w:sz w:val="20"/>
               </w:rPr>
-              <w:t>Minimo (min)</w:t>
+              <w:t>Minimo</w:t>
+            </w:r>
+            <w:proofErr w:type="spellEnd"/>
+            <w:r>
+              <w:rPr>
+                <w:sz w:val="20"/>
+              </w:rPr>
+              <w:t xml:space="preserve"> (min)</w:t>
             </w:r>
           </w:p>
         </w:tc>
@@ -727,8 +931,16 @@
               <w:rPr>
                 <w:sz w:val="20"/>
               </w:rPr>
-              <w:t>191.86 ms</w:t>
+              <w:t xml:space="preserve">191.86 </w:t>
             </w:r>
+            <w:proofErr w:type="spellStart"/>
+            <w:r>
+              <w:rPr>
+                <w:sz w:val="20"/>
+              </w:rPr>
+              <w:t>ms</w:t>
+            </w:r>
+            <w:proofErr w:type="spellEnd"/>
           </w:p>
         </w:tc>
         <w:tc>
@@ -751,11 +963,19 @@
             <w:tcW w:w="3041" w:type="dxa"/>
           </w:tcPr>
           <w:p>
+            <w:proofErr w:type="spellStart"/>
             <w:r>
               <w:rPr>
                 <w:sz w:val="20"/>
               </w:rPr>
-              <w:t>Mediana (med)</w:t>
+              <w:t>Mediana</w:t>
+            </w:r>
+            <w:proofErr w:type="spellEnd"/>
+            <w:r>
+              <w:rPr>
+                <w:sz w:val="20"/>
+              </w:rPr>
+              <w:t xml:space="preserve"> (med)</w:t>
             </w:r>
           </w:p>
         </w:tc>
@@ -768,8 +988,16 @@
               <w:rPr>
                 <w:sz w:val="20"/>
               </w:rPr>
-              <w:t>613.42 ms</w:t>
+              <w:t xml:space="preserve">613.42 </w:t>
             </w:r>
+            <w:proofErr w:type="spellStart"/>
+            <w:r>
+              <w:rPr>
+                <w:sz w:val="20"/>
+              </w:rPr>
+              <w:t>ms</w:t>
+            </w:r>
+            <w:proofErr w:type="spellEnd"/>
           </w:p>
         </w:tc>
         <w:tc>
@@ -833,11 +1061,19 @@
             <w:tcW w:w="3041" w:type="dxa"/>
           </w:tcPr>
           <w:p>
+            <w:proofErr w:type="spellStart"/>
             <w:r>
               <w:rPr>
                 <w:sz w:val="20"/>
               </w:rPr>
-              <w:t>Percentil 76</w:t>
+              <w:t>Percentil</w:t>
+            </w:r>
+            <w:proofErr w:type="spellEnd"/>
+            <w:r>
+              <w:rPr>
+                <w:sz w:val="20"/>
+              </w:rPr>
+              <w:t xml:space="preserve"> 76</w:t>
             </w:r>
           </w:p>
         </w:tc>
@@ -874,11 +1110,19 @@
             <w:tcW w:w="3041" w:type="dxa"/>
           </w:tcPr>
           <w:p>
+            <w:proofErr w:type="spellStart"/>
             <w:r>
               <w:rPr>
                 <w:sz w:val="20"/>
               </w:rPr>
-              <w:t>Percentil 95</w:t>
+              <w:t>Percentil</w:t>
+            </w:r>
+            <w:proofErr w:type="spellEnd"/>
+            <w:r>
+              <w:rPr>
+                <w:sz w:val="20"/>
+              </w:rPr>
+              <w:t xml:space="preserve"> 95</w:t>
             </w:r>
           </w:p>
         </w:tc>
@@ -921,8 +1165,18 @@
           <w:color w:val="1F497D"/>
           <w:sz w:val="24"/>
         </w:rPr>
-        <w:t>2.3 Errores</w:t>
-      </w:r>
+        <w:t xml:space="preserve">2.3 </w:t>
+      </w:r>
+      <w:proofErr w:type="spellStart"/>
+      <w:r>
+        <w:rPr>
+          <w:b/>
+          <w:color w:val="1F497D"/>
+          <w:sz w:val="24"/>
+        </w:rPr>
+        <w:t>Errores</w:t>
+      </w:r>
+      <w:proofErr w:type="spellEnd"/>
     </w:p>
     <w:tbl>
       <w:tblPr>
@@ -944,6 +1198,7 @@
             <w:pPr>
               <w:jc w:val="center"/>
             </w:pPr>
+            <w:proofErr w:type="spellStart"/>
             <w:r>
               <w:rPr>
                 <w:b/>
@@ -951,6 +1206,7 @@
               </w:rPr>
               <w:t>Metrica</w:t>
             </w:r>
+            <w:proofErr w:type="spellEnd"/>
           </w:p>
         </w:tc>
         <w:tc>
@@ -998,8 +1254,16 @@
               <w:rPr>
                 <w:sz w:val="20"/>
               </w:rPr>
-              <w:t>Checks exitosos</w:t>
+              <w:t xml:space="preserve">Checks </w:t>
             </w:r>
+            <w:proofErr w:type="spellStart"/>
+            <w:r>
+              <w:rPr>
+                <w:sz w:val="20"/>
+              </w:rPr>
+              <w:t>exitosos</w:t>
+            </w:r>
+            <w:proofErr w:type="spellEnd"/>
           </w:p>
         </w:tc>
         <w:tc>
@@ -1039,8 +1303,16 @@
               <w:rPr>
                 <w:sz w:val="20"/>
               </w:rPr>
-              <w:t>Checks fallidos</w:t>
+              <w:t xml:space="preserve">Checks </w:t>
             </w:r>
+            <w:proofErr w:type="spellStart"/>
+            <w:r>
+              <w:rPr>
+                <w:sz w:val="20"/>
+              </w:rPr>
+              <w:t>fallidos</w:t>
+            </w:r>
+            <w:proofErr w:type="spellEnd"/>
           </w:p>
         </w:tc>
         <w:tc>
@@ -1048,11 +1320,19 @@
             <w:tcW w:w="3041" w:type="dxa"/>
           </w:tcPr>
           <w:p>
+            <w:proofErr w:type="gramStart"/>
             <w:r>
               <w:rPr>
                 <w:sz w:val="20"/>
               </w:rPr>
-              <w:t>6,759  (2.44%)</w:t>
+              <w:t>6,759  (</w:t>
+            </w:r>
+            <w:proofErr w:type="gramEnd"/>
+            <w:r>
+              <w:rPr>
+                <w:sz w:val="20"/>
+              </w:rPr>
+              <w:t>2.44%)</w:t>
             </w:r>
           </w:p>
         </w:tc>
@@ -1134,7 +1414,21 @@
               <w:rPr>
                 <w:sz w:val="20"/>
               </w:rPr>
-              <w:t>1 req   (0.00/s)</w:t>
+              <w:t>1 req</w:t>
+            </w:r>
+            <w:proofErr w:type="gramStart"/>
+            <w:r>
+              <w:rPr>
+                <w:sz w:val="20"/>
+              </w:rPr>
+              <w:t xml:space="preserve">   (</w:t>
+            </w:r>
+            <w:proofErr w:type="gramEnd"/>
+            <w:r>
+              <w:rPr>
+                <w:sz w:val="20"/>
+              </w:rPr>
+              <w:t>0.00/s)</w:t>
             </w:r>
           </w:p>
         </w:tc>
@@ -1216,7 +1510,21 @@
               <w:rPr>
                 <w:sz w:val="20"/>
               </w:rPr>
-              <w:t>2 req   (0.00/s)</w:t>
+              <w:t>2 req</w:t>
+            </w:r>
+            <w:proofErr w:type="gramStart"/>
+            <w:r>
+              <w:rPr>
+                <w:sz w:val="20"/>
+              </w:rPr>
+              <w:t xml:space="preserve">   (</w:t>
+            </w:r>
+            <w:proofErr w:type="gramEnd"/>
+            <w:r>
+              <w:rPr>
+                <w:sz w:val="20"/>
+              </w:rPr>
+              <w:t>0.00/s)</w:t>
             </w:r>
           </w:p>
         </w:tc>
@@ -1251,7 +1559,47 @@
           <w:sz w:val="28"/>
           <w:lang w:val="es-MX"/>
         </w:rPr>
-        <w:t>3. Analisis del Diagrama: VUs vs Peticiones por Segundo</w:t>
+        <w:t xml:space="preserve">3. </w:t>
+      </w:r>
+      <w:proofErr w:type="spellStart"/>
+      <w:r>
+        <w:rPr>
+          <w:b/>
+          <w:color w:val="1F497D"/>
+          <w:sz w:val="28"/>
+          <w:lang w:val="es-MX"/>
+        </w:rPr>
+        <w:t>Analisis</w:t>
+      </w:r>
+      <w:proofErr w:type="spellEnd"/>
+      <w:r>
+        <w:rPr>
+          <w:b/>
+          <w:color w:val="1F497D"/>
+          <w:sz w:val="28"/>
+          <w:lang w:val="es-MX"/>
+        </w:rPr>
+        <w:t xml:space="preserve"> del Diagrama: </w:t>
+      </w:r>
+      <w:proofErr w:type="spellStart"/>
+      <w:r>
+        <w:rPr>
+          <w:b/>
+          <w:color w:val="1F497D"/>
+          <w:sz w:val="28"/>
+          <w:lang w:val="es-MX"/>
+        </w:rPr>
+        <w:t>VUs</w:t>
+      </w:r>
+      <w:proofErr w:type="spellEnd"/>
+      <w:r>
+        <w:rPr>
+          <w:b/>
+          <w:color w:val="1F497D"/>
+          <w:sz w:val="28"/>
+          <w:lang w:val="es-MX"/>
+        </w:rPr>
+        <w:t xml:space="preserve"> vs Peticiones por Segundo</w:t>
       </w:r>
     </w:p>
     <w:p>
@@ -1278,7 +1626,77 @@
           <w:lang w:val="es-MX"/>
         </w:rPr>
         <w:lastRenderedPageBreak/>
-        <w:t>El diagrama de monitoreo muestra la relacion entre los usuarios virtuales activos (VUs) y el numero de peticiones por segundo (http_reqs) a lo largo del tiempo (01:40 - 02:30 hrs):</w:t>
+        <w:t xml:space="preserve">El diagrama de monitoreo muestra la </w:t>
+      </w:r>
+      <w:proofErr w:type="spellStart"/>
+      <w:r>
+        <w:rPr>
+          <w:lang w:val="es-MX"/>
+        </w:rPr>
+        <w:t>relacion</w:t>
+      </w:r>
+      <w:proofErr w:type="spellEnd"/>
+      <w:r>
+        <w:rPr>
+          <w:lang w:val="es-MX"/>
+        </w:rPr>
+        <w:t xml:space="preserve"> entre los usuarios virtuales activos (</w:t>
+      </w:r>
+      <w:proofErr w:type="spellStart"/>
+      <w:r>
+        <w:rPr>
+          <w:lang w:val="es-MX"/>
+        </w:rPr>
+        <w:t>VUs</w:t>
+      </w:r>
+      <w:proofErr w:type="spellEnd"/>
+      <w:r>
+        <w:rPr>
+          <w:lang w:val="es-MX"/>
+        </w:rPr>
+        <w:t xml:space="preserve">) y el </w:t>
+      </w:r>
+      <w:proofErr w:type="spellStart"/>
+      <w:r>
+        <w:rPr>
+          <w:lang w:val="es-MX"/>
+        </w:rPr>
+        <w:t>numero</w:t>
+      </w:r>
+      <w:proofErr w:type="spellEnd"/>
+      <w:r>
+        <w:rPr>
+          <w:lang w:val="es-MX"/>
+        </w:rPr>
+        <w:t xml:space="preserve"> de peticiones por segundo (</w:t>
+      </w:r>
+      <w:proofErr w:type="spellStart"/>
+      <w:r>
+        <w:rPr>
+          <w:lang w:val="es-MX"/>
+        </w:rPr>
+        <w:t>http_reqs</w:t>
+      </w:r>
+      <w:proofErr w:type="spellEnd"/>
+      <w:r>
+        <w:rPr>
+          <w:lang w:val="es-MX"/>
+        </w:rPr>
+        <w:t xml:space="preserve">) a lo largo del tiempo (01:40 - 02:30 </w:t>
+      </w:r>
+      <w:proofErr w:type="spellStart"/>
+      <w:r>
+        <w:rPr>
+          <w:lang w:val="es-MX"/>
+        </w:rPr>
+        <w:t>hrs</w:t>
+      </w:r>
+      <w:proofErr w:type="spellEnd"/>
+      <w:r>
+        <w:rPr>
+          <w:lang w:val="es-MX"/>
+        </w:rPr>
+        <w:t>):</w:t>
       </w:r>
     </w:p>
     <w:p>
@@ -1300,7 +1718,49 @@
         <w:rPr>
           <w:lang w:val="es-MX"/>
         </w:rPr>
-        <w:t>La carga se mantuvo en aproximadamente 75-100 req/s con un plateau de 140 VUs durante la mayor parte de la prueba.</w:t>
+        <w:t xml:space="preserve">La carga se mantuvo en aproximadamente 75-100 </w:t>
+      </w:r>
+      <w:proofErr w:type="spellStart"/>
+      <w:r>
+        <w:rPr>
+          <w:lang w:val="es-MX"/>
+        </w:rPr>
+        <w:t>req</w:t>
+      </w:r>
+      <w:proofErr w:type="spellEnd"/>
+      <w:r>
+        <w:rPr>
+          <w:lang w:val="es-MX"/>
+        </w:rPr>
+        <w:t xml:space="preserve">/s con un </w:t>
+      </w:r>
+      <w:proofErr w:type="spellStart"/>
+      <w:r>
+        <w:rPr>
+          <w:lang w:val="es-MX"/>
+        </w:rPr>
+        <w:t>plateau</w:t>
+      </w:r>
+      <w:proofErr w:type="spellEnd"/>
+      <w:r>
+        <w:rPr>
+          <w:lang w:val="es-MX"/>
+        </w:rPr>
+        <w:t xml:space="preserve"> de 140 </w:t>
+      </w:r>
+      <w:proofErr w:type="spellStart"/>
+      <w:r>
+        <w:rPr>
+          <w:lang w:val="es-MX"/>
+        </w:rPr>
+        <w:t>VUs</w:t>
+      </w:r>
+      <w:proofErr w:type="spellEnd"/>
+      <w:r>
+        <w:rPr>
+          <w:lang w:val="es-MX"/>
+        </w:rPr>
+        <w:t xml:space="preserve"> durante la mayor parte de la prueba.</w:t>
       </w:r>
     </w:p>
     <w:p>
@@ -1311,18 +1771,111 @@
           <w:lang w:val="es-MX"/>
         </w:rPr>
       </w:pPr>
+      <w:proofErr w:type="spellStart"/>
       <w:r>
         <w:rPr>
           <w:b/>
           <w:lang w:val="es-MX"/>
         </w:rPr>
-        <w:t xml:space="preserve">Dip pronunciado: </w:t>
-      </w:r>
-      <w:r>
-        <w:rPr>
-          <w:lang w:val="es-MX"/>
-        </w:rPr>
-        <w:t>En torno a las 02:02:00, se observa una caida abrupta en el throughput (registrado en 82.6 req/s con 140 VUs activos). Este evento coincide con el pico de errores HTTP 5xx en el Stage 1, indicando una posible saturacion transitoria del servidor.</w:t>
+        <w:t>Dip</w:t>
+      </w:r>
+      <w:proofErr w:type="spellEnd"/>
+      <w:r>
+        <w:rPr>
+          <w:b/>
+          <w:lang w:val="es-MX"/>
+        </w:rPr>
+        <w:t xml:space="preserve"> pronunciado: </w:t>
+      </w:r>
+      <w:r>
+        <w:rPr>
+          <w:lang w:val="es-MX"/>
+        </w:rPr>
+        <w:t xml:space="preserve">En torno a las 02:02:00, se observa una </w:t>
+      </w:r>
+      <w:proofErr w:type="spellStart"/>
+      <w:r>
+        <w:rPr>
+          <w:lang w:val="es-MX"/>
+        </w:rPr>
+        <w:t>caida</w:t>
+      </w:r>
+      <w:proofErr w:type="spellEnd"/>
+      <w:r>
+        <w:rPr>
+          <w:lang w:val="es-MX"/>
+        </w:rPr>
+        <w:t xml:space="preserve"> abrupta en el </w:t>
+      </w:r>
+      <w:proofErr w:type="spellStart"/>
+      <w:r>
+        <w:rPr>
+          <w:lang w:val="es-MX"/>
+        </w:rPr>
+        <w:t>throughput</w:t>
+      </w:r>
+      <w:proofErr w:type="spellEnd"/>
+      <w:r>
+        <w:rPr>
+          <w:lang w:val="es-MX"/>
+        </w:rPr>
+        <w:t xml:space="preserve"> (registrado en 82.6 </w:t>
+      </w:r>
+      <w:proofErr w:type="spellStart"/>
+      <w:r>
+        <w:rPr>
+          <w:lang w:val="es-MX"/>
+        </w:rPr>
+        <w:t>req</w:t>
+      </w:r>
+      <w:proofErr w:type="spellEnd"/>
+      <w:r>
+        <w:rPr>
+          <w:lang w:val="es-MX"/>
+        </w:rPr>
+        <w:t xml:space="preserve">/s con 140 </w:t>
+      </w:r>
+      <w:proofErr w:type="spellStart"/>
+      <w:r>
+        <w:rPr>
+          <w:lang w:val="es-MX"/>
+        </w:rPr>
+        <w:t>VUs</w:t>
+      </w:r>
+      <w:proofErr w:type="spellEnd"/>
+      <w:r>
+        <w:rPr>
+          <w:lang w:val="es-MX"/>
+        </w:rPr>
+        <w:t xml:space="preserve"> activos). Este evento coincide con el pico de errores HTTP 5xx en el </w:t>
+      </w:r>
+      <w:proofErr w:type="spellStart"/>
+      <w:r>
+        <w:rPr>
+          <w:lang w:val="es-MX"/>
+        </w:rPr>
+        <w:t>Stage</w:t>
+      </w:r>
+      <w:proofErr w:type="spellEnd"/>
+      <w:r>
+        <w:rPr>
+          <w:lang w:val="es-MX"/>
+        </w:rPr>
+        <w:t xml:space="preserve"> 1, indicando una posible </w:t>
+      </w:r>
+      <w:proofErr w:type="spellStart"/>
+      <w:r>
+        <w:rPr>
+          <w:lang w:val="es-MX"/>
+        </w:rPr>
+        <w:t>saturacion</w:t>
+      </w:r>
+      <w:proofErr w:type="spellEnd"/>
+      <w:r>
+        <w:rPr>
+          <w:lang w:val="es-MX"/>
+        </w:rPr>
+        <w:t xml:space="preserve"> transitoria del servidor.</w:t>
       </w:r>
     </w:p>
     <w:p>
@@ -1333,18 +1886,83 @@
           <w:lang w:val="es-MX"/>
         </w:rPr>
       </w:pPr>
+      <w:proofErr w:type="spellStart"/>
       <w:r>
         <w:rPr>
           <w:b/>
           <w:lang w:val="es-MX"/>
         </w:rPr>
-        <w:t xml:space="preserve">Recuperacion: </w:t>
-      </w:r>
-      <w:r>
-        <w:rPr>
-          <w:lang w:val="es-MX"/>
-        </w:rPr>
-        <w:t>Tras el dip, el throughput se recupera y el sistema retoma valores normales, lo que sugiere que la degradacion fue temporal y no sistematica.</w:t>
+        <w:t>Recuperacion</w:t>
+      </w:r>
+      <w:proofErr w:type="spellEnd"/>
+      <w:r>
+        <w:rPr>
+          <w:b/>
+          <w:lang w:val="es-MX"/>
+        </w:rPr>
+        <w:t xml:space="preserve">: </w:t>
+      </w:r>
+      <w:r>
+        <w:rPr>
+          <w:lang w:val="es-MX"/>
+        </w:rPr>
+        <w:t xml:space="preserve">Tras el </w:t>
+      </w:r>
+      <w:proofErr w:type="spellStart"/>
+      <w:r>
+        <w:rPr>
+          <w:lang w:val="es-MX"/>
+        </w:rPr>
+        <w:t>dip</w:t>
+      </w:r>
+      <w:proofErr w:type="spellEnd"/>
+      <w:r>
+        <w:rPr>
+          <w:lang w:val="es-MX"/>
+        </w:rPr>
+        <w:t xml:space="preserve">, el </w:t>
+      </w:r>
+      <w:proofErr w:type="spellStart"/>
+      <w:r>
+        <w:rPr>
+          <w:lang w:val="es-MX"/>
+        </w:rPr>
+        <w:t>throughput</w:t>
+      </w:r>
+      <w:proofErr w:type="spellEnd"/>
+      <w:r>
+        <w:rPr>
+          <w:lang w:val="es-MX"/>
+        </w:rPr>
+        <w:t xml:space="preserve"> se recupera y el sistema retoma valores normales, lo que sugiere que la </w:t>
+      </w:r>
+      <w:proofErr w:type="spellStart"/>
+      <w:r>
+        <w:rPr>
+          <w:lang w:val="es-MX"/>
+        </w:rPr>
+        <w:t>degradacion</w:t>
+      </w:r>
+      <w:proofErr w:type="spellEnd"/>
+      <w:r>
+        <w:rPr>
+          <w:lang w:val="es-MX"/>
+        </w:rPr>
+        <w:t xml:space="preserve"> fue temporal y no </w:t>
+      </w:r>
+      <w:proofErr w:type="spellStart"/>
+      <w:r>
+        <w:rPr>
+          <w:lang w:val="es-MX"/>
+        </w:rPr>
+        <w:t>sistematica</w:t>
+      </w:r>
+      <w:proofErr w:type="spellEnd"/>
+      <w:r>
+        <w:rPr>
+          <w:lang w:val="es-MX"/>
+        </w:rPr>
+        <w:t>.</w:t>
       </w:r>
     </w:p>
     <w:p>
@@ -1366,7 +1984,77 @@
         <w:rPr>
           <w:lang w:val="es-MX"/>
         </w:rPr>
-        <w:t>La relacion VUs/TPS no es estrictamente lineal: el incremento de VUs no produjo un aumento proporcional de TPS, indicando saturacion del servidor antes del pico maximo de carga.</w:t>
+        <w:t xml:space="preserve">La </w:t>
+      </w:r>
+      <w:proofErr w:type="spellStart"/>
+      <w:r>
+        <w:rPr>
+          <w:lang w:val="es-MX"/>
+        </w:rPr>
+        <w:t>relacion</w:t>
+      </w:r>
+      <w:proofErr w:type="spellEnd"/>
+      <w:r>
+        <w:rPr>
+          <w:lang w:val="es-MX"/>
+        </w:rPr>
+        <w:t xml:space="preserve"> </w:t>
+      </w:r>
+      <w:proofErr w:type="spellStart"/>
+      <w:r>
+        <w:rPr>
+          <w:lang w:val="es-MX"/>
+        </w:rPr>
+        <w:t>VUs</w:t>
+      </w:r>
+      <w:proofErr w:type="spellEnd"/>
+      <w:r>
+        <w:rPr>
+          <w:lang w:val="es-MX"/>
+        </w:rPr>
+        <w:t xml:space="preserve">/TPS no es estrictamente lineal: el incremento de </w:t>
+      </w:r>
+      <w:proofErr w:type="spellStart"/>
+      <w:r>
+        <w:rPr>
+          <w:lang w:val="es-MX"/>
+        </w:rPr>
+        <w:t>VUs</w:t>
+      </w:r>
+      <w:proofErr w:type="spellEnd"/>
+      <w:r>
+        <w:rPr>
+          <w:lang w:val="es-MX"/>
+        </w:rPr>
+        <w:t xml:space="preserve"> no produjo un aumento proporcional de TPS, indicando </w:t>
+      </w:r>
+      <w:proofErr w:type="spellStart"/>
+      <w:r>
+        <w:rPr>
+          <w:lang w:val="es-MX"/>
+        </w:rPr>
+        <w:t>saturacion</w:t>
+      </w:r>
+      <w:proofErr w:type="spellEnd"/>
+      <w:r>
+        <w:rPr>
+          <w:lang w:val="es-MX"/>
+        </w:rPr>
+        <w:t xml:space="preserve"> del servidor antes del pico </w:t>
+      </w:r>
+      <w:proofErr w:type="spellStart"/>
+      <w:r>
+        <w:rPr>
+          <w:lang w:val="es-MX"/>
+        </w:rPr>
+        <w:t>maximo</w:t>
+      </w:r>
+      <w:proofErr w:type="spellEnd"/>
+      <w:r>
+        <w:rPr>
+          <w:lang w:val="es-MX"/>
+        </w:rPr>
+        <w:t xml:space="preserve"> de carga.</w:t>
       </w:r>
     </w:p>
     <w:p>
@@ -1459,7 +2147,35 @@
         <w:rPr>
           <w:lang w:val="es-MX"/>
         </w:rPr>
-        <w:t xml:space="preserve">, superando el umbral tipico de 1.5 s. El valor maximo de </w:t>
+        <w:t xml:space="preserve">, superando el umbral </w:t>
+      </w:r>
+      <w:proofErr w:type="spellStart"/>
+      <w:r>
+        <w:rPr>
+          <w:lang w:val="es-MX"/>
+        </w:rPr>
+        <w:t>tipico</w:t>
+      </w:r>
+      <w:proofErr w:type="spellEnd"/>
+      <w:r>
+        <w:rPr>
+          <w:lang w:val="es-MX"/>
+        </w:rPr>
+        <w:t xml:space="preserve"> de 1.5 s. El valor </w:t>
+      </w:r>
+      <w:proofErr w:type="spellStart"/>
+      <w:r>
+        <w:rPr>
+          <w:lang w:val="es-MX"/>
+        </w:rPr>
+        <w:t>maximo</w:t>
+      </w:r>
+      <w:proofErr w:type="spellEnd"/>
+      <w:r>
+        <w:rPr>
+          <w:lang w:val="es-MX"/>
+        </w:rPr>
+        <w:t xml:space="preserve"> de </w:t>
       </w:r>
       <w:r>
         <w:rPr>
@@ -1472,7 +2188,21 @@
         <w:rPr>
           <w:lang w:val="es-MX"/>
         </w:rPr>
-        <w:t xml:space="preserve"> evidencia la existencia de solicitudes con timeouts o procesamiento muy lento bajo alta concurrencia.</w:t>
+        <w:t xml:space="preserve"> evidencia la existencia de solicitudes con </w:t>
+      </w:r>
+      <w:proofErr w:type="spellStart"/>
+      <w:r>
+        <w:rPr>
+          <w:lang w:val="es-MX"/>
+        </w:rPr>
+        <w:t>timeouts</w:t>
+      </w:r>
+      <w:proofErr w:type="spellEnd"/>
+      <w:r>
+        <w:rPr>
+          <w:lang w:val="es-MX"/>
+        </w:rPr>
+        <w:t xml:space="preserve"> o procesamiento muy lento bajo alta concurrencia.</w:t>
       </w:r>
     </w:p>
     <w:p>
@@ -1524,13 +2254,43 @@
           <w:b/>
           <w:lang w:val="es-MX"/>
         </w:rPr>
-        <w:t>HTTP 5xx durante el Stage 1</w:t>
-      </w:r>
-      <w:r>
-        <w:rPr>
-          <w:lang w:val="es-MX"/>
-        </w:rPr>
-        <w:t xml:space="preserve"> (5,987 errores), apuntando a sobrecarga del servidor en la fase de mayor concurrencia. Los errores HTTP 4xx (769) pueden deberse a solicitudes malformadas o autenticacion fallida.</w:t>
+        <w:t xml:space="preserve">HTTP 5xx durante el </w:t>
+      </w:r>
+      <w:proofErr w:type="spellStart"/>
+      <w:r>
+        <w:rPr>
+          <w:b/>
+          <w:lang w:val="es-MX"/>
+        </w:rPr>
+        <w:t>Stage</w:t>
+      </w:r>
+      <w:proofErr w:type="spellEnd"/>
+      <w:r>
+        <w:rPr>
+          <w:b/>
+          <w:lang w:val="es-MX"/>
+        </w:rPr>
+        <w:t xml:space="preserve"> 1</w:t>
+      </w:r>
+      <w:r>
+        <w:rPr>
+          <w:lang w:val="es-MX"/>
+        </w:rPr>
+        <w:t xml:space="preserve"> (5,987 errores), apuntando a sobrecarga del servidor en la fase de mayor concurrencia. Los errores HTTP 4xx (769) pueden deberse a solicitudes malformadas o </w:t>
+      </w:r>
+      <w:proofErr w:type="spellStart"/>
+      <w:r>
+        <w:rPr>
+          <w:lang w:val="es-MX"/>
+        </w:rPr>
+        <w:t>autenticacion</w:t>
+      </w:r>
+      <w:proofErr w:type="spellEnd"/>
+      <w:r>
+        <w:rPr>
+          <w:lang w:val="es-MX"/>
+        </w:rPr>
+        <w:t xml:space="preserve"> fallida.</w:t>
       </w:r>
     </w:p>
     <w:p>
@@ -1547,7 +2307,27 @@
           <w:sz w:val="24"/>
           <w:lang w:val="es-MX"/>
         </w:rPr>
-        <w:t>4.3 Saturacion del Servidor</w:t>
+        <w:t xml:space="preserve">4.3 </w:t>
+      </w:r>
+      <w:proofErr w:type="spellStart"/>
+      <w:r>
+        <w:rPr>
+          <w:b/>
+          <w:color w:val="1F497D"/>
+          <w:sz w:val="24"/>
+          <w:lang w:val="es-MX"/>
+        </w:rPr>
+        <w:t>Saturacion</w:t>
+      </w:r>
+      <w:proofErr w:type="spellEnd"/>
+      <w:r>
+        <w:rPr>
+          <w:b/>
+          <w:color w:val="1F497D"/>
+          <w:sz w:val="24"/>
+          <w:lang w:val="es-MX"/>
+        </w:rPr>
+        <w:t xml:space="preserve"> del Servidor</w:t>
       </w:r>
     </w:p>
     <w:p>
@@ -1575,7 +2355,77 @@
         <w:rPr>
           <w:lang w:val="es-MX"/>
         </w:rPr>
-        <w:t xml:space="preserve"> (caida de TPS con 140 VUs activos) representa un momento de saturacion del servidor. La combinacion de alta concurrencia y tiempos de respuesta elongados genera una degradacion temporal del servicio.</w:t>
+        <w:t xml:space="preserve"> (</w:t>
+      </w:r>
+      <w:proofErr w:type="spellStart"/>
+      <w:r>
+        <w:rPr>
+          <w:lang w:val="es-MX"/>
+        </w:rPr>
+        <w:t>caida</w:t>
+      </w:r>
+      <w:proofErr w:type="spellEnd"/>
+      <w:r>
+        <w:rPr>
+          <w:lang w:val="es-MX"/>
+        </w:rPr>
+        <w:t xml:space="preserve"> de TPS con 140 </w:t>
+      </w:r>
+      <w:proofErr w:type="spellStart"/>
+      <w:r>
+        <w:rPr>
+          <w:lang w:val="es-MX"/>
+        </w:rPr>
+        <w:t>VUs</w:t>
+      </w:r>
+      <w:proofErr w:type="spellEnd"/>
+      <w:r>
+        <w:rPr>
+          <w:lang w:val="es-MX"/>
+        </w:rPr>
+        <w:t xml:space="preserve"> activos) representa un momento de </w:t>
+      </w:r>
+      <w:proofErr w:type="spellStart"/>
+      <w:r>
+        <w:rPr>
+          <w:lang w:val="es-MX"/>
+        </w:rPr>
+        <w:t>saturacion</w:t>
+      </w:r>
+      <w:proofErr w:type="spellEnd"/>
+      <w:r>
+        <w:rPr>
+          <w:lang w:val="es-MX"/>
+        </w:rPr>
+        <w:t xml:space="preserve"> del servidor. La </w:t>
+      </w:r>
+      <w:proofErr w:type="spellStart"/>
+      <w:r>
+        <w:rPr>
+          <w:lang w:val="es-MX"/>
+        </w:rPr>
+        <w:t>combinacion</w:t>
+      </w:r>
+      <w:proofErr w:type="spellEnd"/>
+      <w:r>
+        <w:rPr>
+          <w:lang w:val="es-MX"/>
+        </w:rPr>
+        <w:t xml:space="preserve"> de alta concurrencia y tiempos de respuesta elongados genera una </w:t>
+      </w:r>
+      <w:proofErr w:type="spellStart"/>
+      <w:r>
+        <w:rPr>
+          <w:lang w:val="es-MX"/>
+        </w:rPr>
+        <w:t>degradacion</w:t>
+      </w:r>
+      <w:proofErr w:type="spellEnd"/>
+      <w:r>
+        <w:rPr>
+          <w:lang w:val="es-MX"/>
+        </w:rPr>
+        <w:t xml:space="preserve"> temporal del servicio.</w:t>
       </w:r>
     </w:p>
     <w:p>
@@ -1592,8 +2442,19 @@
           <w:sz w:val="24"/>
           <w:lang w:val="es-MX"/>
         </w:rPr>
-        <w:t>4.4 Estabilidad Post-Saturacion</w:t>
-      </w:r>
+        <w:t>4.4 Estabilidad Post-</w:t>
+      </w:r>
+      <w:proofErr w:type="spellStart"/>
+      <w:r>
+        <w:rPr>
+          <w:b/>
+          <w:color w:val="1F497D"/>
+          <w:sz w:val="24"/>
+          <w:lang w:val="es-MX"/>
+        </w:rPr>
+        <w:t>Saturacion</w:t>
+      </w:r>
+      <w:proofErr w:type="spellEnd"/>
     </w:p>
     <w:p>
       <w:pPr>
@@ -1607,7 +2468,49 @@
         <w:rPr>
           <w:lang w:val="es-MX"/>
         </w:rPr>
-        <w:t>El sistema se recupero tras el pico de errores, lo que indica resiliencia. No obstante, la presencia de latencias maximas superiores a 29 segundos es un indicador de que bajo cargas extremas el servicio puede volverse practicamente inutilizable para algunos usuarios.</w:t>
+        <w:t xml:space="preserve">El sistema se </w:t>
+      </w:r>
+      <w:proofErr w:type="spellStart"/>
+      <w:r>
+        <w:rPr>
+          <w:lang w:val="es-MX"/>
+        </w:rPr>
+        <w:t>recupero</w:t>
+      </w:r>
+      <w:proofErr w:type="spellEnd"/>
+      <w:r>
+        <w:rPr>
+          <w:lang w:val="es-MX"/>
+        </w:rPr>
+        <w:t xml:space="preserve"> tras el pico de errores, lo que indica resiliencia. No obstante, la presencia de latencias </w:t>
+      </w:r>
+      <w:proofErr w:type="spellStart"/>
+      <w:r>
+        <w:rPr>
+          <w:lang w:val="es-MX"/>
+        </w:rPr>
+        <w:t>maximas</w:t>
+      </w:r>
+      <w:proofErr w:type="spellEnd"/>
+      <w:r>
+        <w:rPr>
+          <w:lang w:val="es-MX"/>
+        </w:rPr>
+        <w:t xml:space="preserve"> superiores a 29 segundos es un indicador de que bajo cargas extremas el servicio puede volverse </w:t>
+      </w:r>
+      <w:proofErr w:type="spellStart"/>
+      <w:r>
+        <w:rPr>
+          <w:lang w:val="es-MX"/>
+        </w:rPr>
+        <w:t>practicamente</w:t>
+      </w:r>
+      <w:proofErr w:type="spellEnd"/>
+      <w:r>
+        <w:rPr>
+          <w:lang w:val="es-MX"/>
+        </w:rPr>
+        <w:t xml:space="preserve"> inutilizable para algunos usuarios.</w:t>
       </w:r>
     </w:p>
     <w:p>
@@ -1627,8 +2530,18 @@
           <w:color w:val="1F497D"/>
           <w:sz w:val="28"/>
         </w:rPr>
-        <w:t>5. Conclusiones</w:t>
-      </w:r>
+        <w:t xml:space="preserve">5. </w:t>
+      </w:r>
+      <w:proofErr w:type="spellStart"/>
+      <w:r>
+        <w:rPr>
+          <w:b/>
+          <w:color w:val="1F497D"/>
+          <w:sz w:val="28"/>
+        </w:rPr>
+        <w:t>Conclusiones</w:t>
+      </w:r>
+      <w:proofErr w:type="spellEnd"/>
     </w:p>
     <w:p>
       <w:pPr>
@@ -1658,7 +2571,35 @@
         <w:rPr>
           <w:lang w:val="es-MX"/>
         </w:rPr>
-        <w:t>El sistema proceso 276,650 peticiones con un throughput promedio de 73.18 req/s, demostrando capacidad para manejar la carga definida.</w:t>
+        <w:t xml:space="preserve">El sistema proceso 276,650 peticiones con un </w:t>
+      </w:r>
+      <w:proofErr w:type="spellStart"/>
+      <w:r>
+        <w:rPr>
+          <w:lang w:val="es-MX"/>
+        </w:rPr>
+        <w:t>throughput</w:t>
+      </w:r>
+      <w:proofErr w:type="spellEnd"/>
+      <w:r>
+        <w:rPr>
+          <w:lang w:val="es-MX"/>
+        </w:rPr>
+        <w:t xml:space="preserve"> promedio de 73.18 </w:t>
+      </w:r>
+      <w:proofErr w:type="spellStart"/>
+      <w:r>
+        <w:rPr>
+          <w:lang w:val="es-MX"/>
+        </w:rPr>
+        <w:t>req</w:t>
+      </w:r>
+      <w:proofErr w:type="spellEnd"/>
+      <w:r>
+        <w:rPr>
+          <w:lang w:val="es-MX"/>
+        </w:rPr>
+        <w:t>/s, demostrando capacidad para manejar la carga definida.</w:t>
       </w:r>
     </w:p>
     <w:p>
@@ -1674,13 +2615,43 @@
           <w:b/>
           <w:lang w:val="es-MX"/>
         </w:rPr>
-        <w:t xml:space="preserve">Tiempo de respuesta limite: </w:t>
-      </w:r>
-      <w:r>
-        <w:rPr>
-          <w:lang w:val="es-MX"/>
-        </w:rPr>
-        <w:t>El p95 de 1.57 s supera el umbral de 1.5 s, indicando que el 5% de los usuarios experimenta tiempos de respuesta no aceptables bajo carga maxima.</w:t>
+        <w:t xml:space="preserve">Tiempo de respuesta </w:t>
+      </w:r>
+      <w:proofErr w:type="spellStart"/>
+      <w:r>
+        <w:rPr>
+          <w:b/>
+          <w:lang w:val="es-MX"/>
+        </w:rPr>
+        <w:t>limite</w:t>
+      </w:r>
+      <w:proofErr w:type="spellEnd"/>
+      <w:r>
+        <w:rPr>
+          <w:b/>
+          <w:lang w:val="es-MX"/>
+        </w:rPr>
+        <w:t xml:space="preserve">: </w:t>
+      </w:r>
+      <w:r>
+        <w:rPr>
+          <w:lang w:val="es-MX"/>
+        </w:rPr>
+        <w:t xml:space="preserve">El p95 de 1.57 s supera el umbral de 1.5 s, indicando que el 5% de los usuarios experimenta tiempos de respuesta no aceptables bajo carga </w:t>
+      </w:r>
+      <w:proofErr w:type="spellStart"/>
+      <w:r>
+        <w:rPr>
+          <w:lang w:val="es-MX"/>
+        </w:rPr>
+        <w:t>maxima</w:t>
+      </w:r>
+      <w:proofErr w:type="spellEnd"/>
+      <w:r>
+        <w:rPr>
+          <w:lang w:val="es-MX"/>
+        </w:rPr>
+        <w:t>.</w:t>
       </w:r>
     </w:p>
     <w:p>
@@ -1693,16 +2664,117 @@
           <w:b/>
           <w:lang w:val="es-MX"/>
         </w:rPr>
-        <w:t xml:space="preserve">Tasa de error en el limite: </w:t>
-      </w:r>
-      <w:r>
-        <w:rPr>
-          <w:lang w:val="es-MX"/>
-        </w:rPr>
-        <w:t xml:space="preserve">La tasa de error del 2.44% esta dentro del limite aceptable, pero muy proxima al umbral critico del 3%. </w:t>
-      </w:r>
-      <w:r>
-        <w:t>Cualquier incremento de carga probablemente lo superaria.</w:t>
+        <w:t xml:space="preserve">Tasa de error en el </w:t>
+      </w:r>
+      <w:proofErr w:type="spellStart"/>
+      <w:r>
+        <w:rPr>
+          <w:b/>
+          <w:lang w:val="es-MX"/>
+        </w:rPr>
+        <w:t>limite</w:t>
+      </w:r>
+      <w:proofErr w:type="spellEnd"/>
+      <w:r>
+        <w:rPr>
+          <w:b/>
+          <w:lang w:val="es-MX"/>
+        </w:rPr>
+        <w:t xml:space="preserve">: </w:t>
+      </w:r>
+      <w:r>
+        <w:rPr>
+          <w:lang w:val="es-MX"/>
+        </w:rPr>
+        <w:t xml:space="preserve">La tasa de error del 2.44% </w:t>
+      </w:r>
+      <w:proofErr w:type="spellStart"/>
+      <w:r>
+        <w:rPr>
+          <w:lang w:val="es-MX"/>
+        </w:rPr>
+        <w:t>esta</w:t>
+      </w:r>
+      <w:proofErr w:type="spellEnd"/>
+      <w:r>
+        <w:rPr>
+          <w:lang w:val="es-MX"/>
+        </w:rPr>
+        <w:t xml:space="preserve"> dentro del </w:t>
+      </w:r>
+      <w:proofErr w:type="spellStart"/>
+      <w:r>
+        <w:rPr>
+          <w:lang w:val="es-MX"/>
+        </w:rPr>
+        <w:t>limite</w:t>
+      </w:r>
+      <w:proofErr w:type="spellEnd"/>
+      <w:r>
+        <w:rPr>
+          <w:lang w:val="es-MX"/>
+        </w:rPr>
+        <w:t xml:space="preserve"> aceptable, pero muy </w:t>
+      </w:r>
+      <w:proofErr w:type="spellStart"/>
+      <w:r>
+        <w:rPr>
+          <w:lang w:val="es-MX"/>
+        </w:rPr>
+        <w:t>proxima</w:t>
+      </w:r>
+      <w:proofErr w:type="spellEnd"/>
+      <w:r>
+        <w:rPr>
+          <w:lang w:val="es-MX"/>
+        </w:rPr>
+        <w:t xml:space="preserve"> al umbral </w:t>
+      </w:r>
+      <w:proofErr w:type="spellStart"/>
+      <w:r>
+        <w:rPr>
+          <w:lang w:val="es-MX"/>
+        </w:rPr>
+        <w:t>critico</w:t>
+      </w:r>
+      <w:proofErr w:type="spellEnd"/>
+      <w:r>
+        <w:rPr>
+          <w:lang w:val="es-MX"/>
+        </w:rPr>
+        <w:t xml:space="preserve"> del 3%. </w:t>
+      </w:r>
+      <w:proofErr w:type="spellStart"/>
+      <w:r>
+        <w:t>Cualquier</w:t>
+      </w:r>
+      <w:proofErr w:type="spellEnd"/>
+      <w:r>
+        <w:t xml:space="preserve"> </w:t>
+      </w:r>
+      <w:proofErr w:type="spellStart"/>
+      <w:r>
+        <w:t>incremento</w:t>
+      </w:r>
+      <w:proofErr w:type="spellEnd"/>
+      <w:r>
+        <w:t xml:space="preserve"> de carga </w:t>
+      </w:r>
+      <w:proofErr w:type="spellStart"/>
+      <w:r>
+        <w:t>probablemente</w:t>
+      </w:r>
+      <w:proofErr w:type="spellEnd"/>
+      <w:r>
+        <w:t xml:space="preserve"> lo </w:t>
+      </w:r>
+      <w:proofErr w:type="spellStart"/>
+      <w:r>
+        <w:t>superaria</w:t>
+      </w:r>
+      <w:proofErr w:type="spellEnd"/>
+      <w:r>
+        <w:t>.</w:t>
       </w:r>
     </w:p>
     <w:p>
@@ -1713,18 +2785,69 @@
           <w:lang w:val="es-MX"/>
         </w:rPr>
       </w:pPr>
+      <w:proofErr w:type="spellStart"/>
       <w:r>
         <w:rPr>
           <w:b/>
           <w:lang w:val="es-MX"/>
         </w:rPr>
-        <w:t xml:space="preserve">Saturacion puntual: </w:t>
-      </w:r>
-      <w:r>
-        <w:rPr>
-          <w:lang w:val="es-MX"/>
-        </w:rPr>
-        <w:t>El servidor mostro un episodio de saturacion alrededor de las 02:02:00 con 140 VUs activos, generando un spike de errores HTTP 5xx.</w:t>
+        <w:t>Saturacion</w:t>
+      </w:r>
+      <w:proofErr w:type="spellEnd"/>
+      <w:r>
+        <w:rPr>
+          <w:b/>
+          <w:lang w:val="es-MX"/>
+        </w:rPr>
+        <w:t xml:space="preserve"> puntual: </w:t>
+      </w:r>
+      <w:r>
+        <w:rPr>
+          <w:lang w:val="es-MX"/>
+        </w:rPr>
+        <w:t xml:space="preserve">El servidor mostro un episodio de </w:t>
+      </w:r>
+      <w:proofErr w:type="spellStart"/>
+      <w:r>
+        <w:rPr>
+          <w:lang w:val="es-MX"/>
+        </w:rPr>
+        <w:t>saturacion</w:t>
+      </w:r>
+      <w:proofErr w:type="spellEnd"/>
+      <w:r>
+        <w:rPr>
+          <w:lang w:val="es-MX"/>
+        </w:rPr>
+        <w:t xml:space="preserve"> alrededor de las 02:02:00 con 140 </w:t>
+      </w:r>
+      <w:proofErr w:type="spellStart"/>
+      <w:r>
+        <w:rPr>
+          <w:lang w:val="es-MX"/>
+        </w:rPr>
+        <w:t>VUs</w:t>
+      </w:r>
+      <w:proofErr w:type="spellEnd"/>
+      <w:r>
+        <w:rPr>
+          <w:lang w:val="es-MX"/>
+        </w:rPr>
+        <w:t xml:space="preserve"> activos, generando un </w:t>
+      </w:r>
+      <w:proofErr w:type="spellStart"/>
+      <w:r>
+        <w:rPr>
+          <w:lang w:val="es-MX"/>
+        </w:rPr>
+        <w:t>spike</w:t>
+      </w:r>
+      <w:proofErr w:type="spellEnd"/>
+      <w:r>
+        <w:rPr>
+          <w:lang w:val="es-MX"/>
+        </w:rPr>
+        <w:t xml:space="preserve"> de errores HTTP 5xx.</w:t>
       </w:r>
     </w:p>
     <w:p>
@@ -1746,7 +2869,49 @@
         <w:rPr>
           <w:lang w:val="es-MX"/>
         </w:rPr>
-        <w:t>El sistema recupero la estabilidad por si solo tras el evento de saturacion, lo que indica mecanismos de recuperacion funcionales.</w:t>
+        <w:t xml:space="preserve">El sistema recupero la estabilidad por </w:t>
+      </w:r>
+      <w:proofErr w:type="spellStart"/>
+      <w:r>
+        <w:rPr>
+          <w:lang w:val="es-MX"/>
+        </w:rPr>
+        <w:t>si</w:t>
+      </w:r>
+      <w:proofErr w:type="spellEnd"/>
+      <w:r>
+        <w:rPr>
+          <w:lang w:val="es-MX"/>
+        </w:rPr>
+        <w:t xml:space="preserve"> solo tras el evento de </w:t>
+      </w:r>
+      <w:proofErr w:type="spellStart"/>
+      <w:r>
+        <w:rPr>
+          <w:lang w:val="es-MX"/>
+        </w:rPr>
+        <w:t>saturacion</w:t>
+      </w:r>
+      <w:proofErr w:type="spellEnd"/>
+      <w:r>
+        <w:rPr>
+          <w:lang w:val="es-MX"/>
+        </w:rPr>
+        <w:t xml:space="preserve">, lo que indica mecanismos de </w:t>
+      </w:r>
+      <w:proofErr w:type="spellStart"/>
+      <w:r>
+        <w:rPr>
+          <w:lang w:val="es-MX"/>
+        </w:rPr>
+        <w:t>recuperacion</w:t>
+      </w:r>
+      <w:proofErr w:type="spellEnd"/>
+      <w:r>
+        <w:rPr>
+          <w:lang w:val="es-MX"/>
+        </w:rPr>
+        <w:t xml:space="preserve"> funcionales.</w:t>
       </w:r>
     </w:p>
     <w:p>
@@ -1766,8 +2931,18 @@
           <w:color w:val="1F497D"/>
           <w:sz w:val="28"/>
         </w:rPr>
-        <w:t>6. Recomendaciones</w:t>
-      </w:r>
+        <w:t xml:space="preserve">6. </w:t>
+      </w:r>
+      <w:proofErr w:type="spellStart"/>
+      <w:r>
+        <w:rPr>
+          <w:b/>
+          <w:color w:val="1F497D"/>
+          <w:sz w:val="28"/>
+        </w:rPr>
+        <w:t>Recomendaciones</w:t>
+      </w:r>
+      <w:proofErr w:type="spellEnd"/>
     </w:p>
     <w:p>
       <w:pPr>
@@ -1785,12 +2960,37 @@
           <w:lang w:val="es-MX"/>
         </w:rPr>
       </w:pPr>
+      <w:proofErr w:type="spellStart"/>
       <w:r>
         <w:rPr>
           <w:b/>
           <w:lang w:val="es-MX"/>
         </w:rPr>
-        <w:t xml:space="preserve">Optimizacion del backend: </w:t>
+        <w:t>Optimizacion</w:t>
+      </w:r>
+      <w:proofErr w:type="spellEnd"/>
+      <w:r>
+        <w:rPr>
+          <w:b/>
+          <w:lang w:val="es-MX"/>
+        </w:rPr>
+        <w:t xml:space="preserve"> del </w:t>
+      </w:r>
+      <w:proofErr w:type="spellStart"/>
+      <w:r>
+        <w:rPr>
+          <w:b/>
+          <w:lang w:val="es-MX"/>
+        </w:rPr>
+        <w:t>backend</w:t>
+      </w:r>
+      <w:proofErr w:type="spellEnd"/>
+      <w:r>
+        <w:rPr>
+          <w:b/>
+          <w:lang w:val="es-MX"/>
+        </w:rPr>
+        <w:t xml:space="preserve">: </w:t>
       </w:r>
       <w:r>
         <w:rPr>
@@ -1818,7 +3018,35 @@
         <w:rPr>
           <w:lang w:val="es-MX"/>
         </w:rPr>
-        <w:t>Implementar un balanceador de carga o escalar horizontalmente los servidores de aplicacion para distribuir la carga cuando los VUs superen los 100.</w:t>
+        <w:t xml:space="preserve">Implementar un balanceador de carga o escalar horizontalmente los servidores de </w:t>
+      </w:r>
+      <w:proofErr w:type="spellStart"/>
+      <w:r>
+        <w:rPr>
+          <w:lang w:val="es-MX"/>
+        </w:rPr>
+        <w:t>aplicacion</w:t>
+      </w:r>
+      <w:proofErr w:type="spellEnd"/>
+      <w:r>
+        <w:rPr>
+          <w:lang w:val="es-MX"/>
+        </w:rPr>
+        <w:t xml:space="preserve"> para distribuir la carga cuando los </w:t>
+      </w:r>
+      <w:proofErr w:type="spellStart"/>
+      <w:r>
+        <w:rPr>
+          <w:lang w:val="es-MX"/>
+        </w:rPr>
+        <w:t>VUs</w:t>
+      </w:r>
+      <w:proofErr w:type="spellEnd"/>
+      <w:r>
+        <w:rPr>
+          <w:lang w:val="es-MX"/>
+        </w:rPr>
+        <w:t xml:space="preserve"> superen los 100.</w:t>
       </w:r>
     </w:p>
     <w:p>
@@ -1829,18 +3057,83 @@
           <w:lang w:val="es-MX"/>
         </w:rPr>
       </w:pPr>
+      <w:proofErr w:type="spellStart"/>
       <w:r>
         <w:rPr>
           <w:b/>
           <w:lang w:val="es-MX"/>
         </w:rPr>
-        <w:t xml:space="preserve">Investigacion de errores 5xx: </w:t>
-      </w:r>
-      <w:r>
-        <w:rPr>
-          <w:lang w:val="es-MX"/>
-        </w:rPr>
-        <w:t>Investigar los 5,987 errores HTTP 5xx del Stage 1: revisar logs del servidor, timeouts de conexion a bases de datos y limites de pool de conexiones.</w:t>
+        <w:t>Investigacion</w:t>
+      </w:r>
+      <w:proofErr w:type="spellEnd"/>
+      <w:r>
+        <w:rPr>
+          <w:b/>
+          <w:lang w:val="es-MX"/>
+        </w:rPr>
+        <w:t xml:space="preserve"> de errores 5xx: </w:t>
+      </w:r>
+      <w:r>
+        <w:rPr>
+          <w:lang w:val="es-MX"/>
+        </w:rPr>
+        <w:t xml:space="preserve">Investigar los 5,987 errores HTTP 5xx del </w:t>
+      </w:r>
+      <w:proofErr w:type="spellStart"/>
+      <w:r>
+        <w:rPr>
+          <w:lang w:val="es-MX"/>
+        </w:rPr>
+        <w:t>Stage</w:t>
+      </w:r>
+      <w:proofErr w:type="spellEnd"/>
+      <w:r>
+        <w:rPr>
+          <w:lang w:val="es-MX"/>
+        </w:rPr>
+        <w:t xml:space="preserve"> 1: revisar logs del servidor, </w:t>
+      </w:r>
+      <w:proofErr w:type="spellStart"/>
+      <w:r>
+        <w:rPr>
+          <w:lang w:val="es-MX"/>
+        </w:rPr>
+        <w:t>timeouts</w:t>
+      </w:r>
+      <w:proofErr w:type="spellEnd"/>
+      <w:r>
+        <w:rPr>
+          <w:lang w:val="es-MX"/>
+        </w:rPr>
+        <w:t xml:space="preserve"> de </w:t>
+      </w:r>
+      <w:proofErr w:type="spellStart"/>
+      <w:r>
+        <w:rPr>
+          <w:lang w:val="es-MX"/>
+        </w:rPr>
+        <w:t>conexion</w:t>
+      </w:r>
+      <w:proofErr w:type="spellEnd"/>
+      <w:r>
+        <w:rPr>
+          <w:lang w:val="es-MX"/>
+        </w:rPr>
+        <w:t xml:space="preserve"> a bases de datos y </w:t>
+      </w:r>
+      <w:proofErr w:type="spellStart"/>
+      <w:r>
+        <w:rPr>
+          <w:lang w:val="es-MX"/>
+        </w:rPr>
+        <w:t>limites</w:t>
+      </w:r>
+      <w:proofErr w:type="spellEnd"/>
+      <w:r>
+        <w:rPr>
+          <w:lang w:val="es-MX"/>
+        </w:rPr>
+        <w:t xml:space="preserve"> de pool de conexiones.</w:t>
       </w:r>
     </w:p>
     <w:p>
@@ -1862,7 +3155,63 @@
         <w:rPr>
           <w:lang w:val="es-MX"/>
         </w:rPr>
-        <w:t>Configurar Circuit Breakers y mecanismos de rate limiting para evitar la cascada de errores ante picos de carga inesperados.</w:t>
+        <w:t xml:space="preserve">Configurar </w:t>
+      </w:r>
+      <w:proofErr w:type="spellStart"/>
+      <w:r>
+        <w:rPr>
+          <w:lang w:val="es-MX"/>
+        </w:rPr>
+        <w:t>Circuit</w:t>
+      </w:r>
+      <w:proofErr w:type="spellEnd"/>
+      <w:r>
+        <w:rPr>
+          <w:lang w:val="es-MX"/>
+        </w:rPr>
+        <w:t xml:space="preserve"> </w:t>
+      </w:r>
+      <w:proofErr w:type="spellStart"/>
+      <w:r>
+        <w:rPr>
+          <w:lang w:val="es-MX"/>
+        </w:rPr>
+        <w:t>Breakers</w:t>
+      </w:r>
+      <w:proofErr w:type="spellEnd"/>
+      <w:r>
+        <w:rPr>
+          <w:lang w:val="es-MX"/>
+        </w:rPr>
+        <w:t xml:space="preserve"> y mecanismos de </w:t>
+      </w:r>
+      <w:proofErr w:type="spellStart"/>
+      <w:r>
+        <w:rPr>
+          <w:lang w:val="es-MX"/>
+        </w:rPr>
+        <w:t>rate</w:t>
+      </w:r>
+      <w:proofErr w:type="spellEnd"/>
+      <w:r>
+        <w:rPr>
+          <w:lang w:val="es-MX"/>
+        </w:rPr>
+        <w:t xml:space="preserve"> </w:t>
+      </w:r>
+      <w:proofErr w:type="spellStart"/>
+      <w:r>
+        <w:rPr>
+          <w:lang w:val="es-MX"/>
+        </w:rPr>
+        <w:t>limiting</w:t>
+      </w:r>
+      <w:proofErr w:type="spellEnd"/>
+      <w:r>
+        <w:rPr>
+          <w:lang w:val="es-MX"/>
+        </w:rPr>
+        <w:t xml:space="preserve"> para evitar la cascada de errores ante picos de carga inesperados.</w:t>
       </w:r>
     </w:p>
     <w:p>
@@ -1884,7 +3233,21 @@
         <w:rPr>
           <w:lang w:val="es-MX"/>
         </w:rPr>
-        <w:t>Ejecutar pruebas de stress y spike adicionales para determinar el punto de quiebre exacto del sistema y validar las mejoras implementadas.</w:t>
+        <w:t xml:space="preserve">Ejecutar pruebas de stress y </w:t>
+      </w:r>
+      <w:proofErr w:type="spellStart"/>
+      <w:r>
+        <w:rPr>
+          <w:lang w:val="es-MX"/>
+        </w:rPr>
+        <w:t>spike</w:t>
+      </w:r>
+      <w:proofErr w:type="spellEnd"/>
+      <w:r>
+        <w:rPr>
+          <w:lang w:val="es-MX"/>
+        </w:rPr>
+        <w:t xml:space="preserve"> adicionales para determinar el punto de quiebre exacto del sistema y validar las mejoras implementadas.</w:t>
       </w:r>
     </w:p>
     <w:p>
@@ -1906,7 +3269,35 @@
         <w:rPr>
           <w:lang w:val="es-MX"/>
         </w:rPr>
-        <w:t>Establecer alertas cuando el p95 supere 1.2 s o la tasa de error supere el 1.5%, para deteccion proactiva de degradacion del servicio.</w:t>
+        <w:t xml:space="preserve">Establecer alertas cuando el p95 supere 1.2 s o la tasa de error supere el 1.5%, para </w:t>
+      </w:r>
+      <w:proofErr w:type="spellStart"/>
+      <w:r>
+        <w:rPr>
+          <w:lang w:val="es-MX"/>
+        </w:rPr>
+        <w:t>deteccion</w:t>
+      </w:r>
+      <w:proofErr w:type="spellEnd"/>
+      <w:r>
+        <w:rPr>
+          <w:lang w:val="es-MX"/>
+        </w:rPr>
+        <w:t xml:space="preserve"> proactiva de </w:t>
+      </w:r>
+      <w:proofErr w:type="spellStart"/>
+      <w:r>
+        <w:rPr>
+          <w:lang w:val="es-MX"/>
+        </w:rPr>
+        <w:t>degradacion</w:t>
+      </w:r>
+      <w:proofErr w:type="spellEnd"/>
+      <w:r>
+        <w:rPr>
+          <w:lang w:val="es-MX"/>
+        </w:rPr>
+        <w:t xml:space="preserve"> del servicio.</w:t>
       </w:r>
     </w:p>
     <w:p>
@@ -1956,7 +3347,35 @@
         <w:rPr>
           <w:lang w:val="es-MX"/>
         </w:rPr>
-        <w:t>El diagrama de VUs vs http_reqs muestra los siguientes valores destacados:</w:t>
+        <w:t xml:space="preserve">El diagrama de </w:t>
+      </w:r>
+      <w:proofErr w:type="spellStart"/>
+      <w:r>
+        <w:rPr>
+          <w:lang w:val="es-MX"/>
+        </w:rPr>
+        <w:t>VUs</w:t>
+      </w:r>
+      <w:proofErr w:type="spellEnd"/>
+      <w:r>
+        <w:rPr>
+          <w:lang w:val="es-MX"/>
+        </w:rPr>
+        <w:t xml:space="preserve"> vs </w:t>
+      </w:r>
+      <w:proofErr w:type="spellStart"/>
+      <w:r>
+        <w:rPr>
+          <w:lang w:val="es-MX"/>
+        </w:rPr>
+        <w:t>http_reqs</w:t>
+      </w:r>
+      <w:proofErr w:type="spellEnd"/>
+      <w:r>
+        <w:rPr>
+          <w:lang w:val="es-MX"/>
+        </w:rPr>
+        <w:t xml:space="preserve"> muestra los siguientes valores destacados:</w:t>
       </w:r>
     </w:p>
     <w:tbl>
@@ -1979,6 +3398,7 @@
             <w:pPr>
               <w:jc w:val="center"/>
             </w:pPr>
+            <w:proofErr w:type="spellStart"/>
             <w:r>
               <w:rPr>
                 <w:b/>
@@ -1986,6 +3406,7 @@
               </w:rPr>
               <w:t>Metrica</w:t>
             </w:r>
+            <w:proofErr w:type="spellEnd"/>
           </w:p>
         </w:tc>
         <w:tc>
@@ -2029,12 +3450,28 @@
             <w:tcW w:w="3041" w:type="dxa"/>
           </w:tcPr>
           <w:p>
+            <w:proofErr w:type="spellStart"/>
             <w:r>
               <w:rPr>
                 <w:sz w:val="20"/>
               </w:rPr>
-              <w:t>Periodo de observacion</w:t>
+              <w:t>Periodo</w:t>
             </w:r>
+            <w:proofErr w:type="spellEnd"/>
+            <w:r>
+              <w:rPr>
+                <w:sz w:val="20"/>
+              </w:rPr>
+              <w:t xml:space="preserve"> de </w:t>
+            </w:r>
+            <w:proofErr w:type="spellStart"/>
+            <w:r>
+              <w:rPr>
+                <w:sz w:val="20"/>
+              </w:rPr>
+              <w:t>observacion</w:t>
+            </w:r>
+            <w:proofErr w:type="spellEnd"/>
           </w:p>
         </w:tc>
         <w:tc>
@@ -2059,8 +3496,16 @@
               <w:rPr>
                 <w:sz w:val="20"/>
               </w:rPr>
-              <w:t>~50 minutos</w:t>
+              <w:t xml:space="preserve">~50 </w:t>
             </w:r>
+            <w:proofErr w:type="spellStart"/>
+            <w:r>
+              <w:rPr>
+                <w:sz w:val="20"/>
+              </w:rPr>
+              <w:t>minutos</w:t>
+            </w:r>
+            <w:proofErr w:type="spellEnd"/>
           </w:p>
         </w:tc>
       </w:tr>
@@ -2074,8 +3519,30 @@
               <w:rPr>
                 <w:sz w:val="20"/>
               </w:rPr>
-              <w:t>VUs maximos alcanzados</w:t>
+              <w:t xml:space="preserve">VUs </w:t>
             </w:r>
+            <w:proofErr w:type="spellStart"/>
+            <w:r>
+              <w:rPr>
+                <w:sz w:val="20"/>
+              </w:rPr>
+              <w:t>maximos</w:t>
+            </w:r>
+            <w:proofErr w:type="spellEnd"/>
+            <w:r>
+              <w:rPr>
+                <w:sz w:val="20"/>
+              </w:rPr>
+              <w:t xml:space="preserve"> </w:t>
+            </w:r>
+            <w:proofErr w:type="spellStart"/>
+            <w:r>
+              <w:rPr>
+                <w:sz w:val="20"/>
+              </w:rPr>
+              <w:t>alcanzados</w:t>
+            </w:r>
+            <w:proofErr w:type="spellEnd"/>
           </w:p>
         </w:tc>
         <w:tc>
@@ -2147,8 +3614,16 @@
               <w:rPr>
                 <w:sz w:val="20"/>
               </w:rPr>
-              <w:t>02:02:00 hrs</w:t>
+              <w:t xml:space="preserve">02:02:00 </w:t>
             </w:r>
+            <w:proofErr w:type="spellStart"/>
+            <w:r>
+              <w:rPr>
+                <w:sz w:val="20"/>
+              </w:rPr>
+              <w:t>hrs</w:t>
+            </w:r>
+            <w:proofErr w:type="spellEnd"/>
           </w:p>
         </w:tc>
       </w:tr>
@@ -2162,8 +3637,30 @@
               <w:rPr>
                 <w:sz w:val="20"/>
               </w:rPr>
-              <w:t>TPS promedio estable</w:t>
+              <w:t xml:space="preserve">TPS </w:t>
             </w:r>
+            <w:proofErr w:type="spellStart"/>
+            <w:r>
+              <w:rPr>
+                <w:sz w:val="20"/>
+              </w:rPr>
+              <w:t>promedio</w:t>
+            </w:r>
+            <w:proofErr w:type="spellEnd"/>
+            <w:r>
+              <w:rPr>
+                <w:sz w:val="20"/>
+              </w:rPr>
+              <w:t xml:space="preserve"> </w:t>
+            </w:r>
+            <w:proofErr w:type="spellStart"/>
+            <w:r>
+              <w:rPr>
+                <w:sz w:val="20"/>
+              </w:rPr>
+              <w:t>estable</w:t>
+            </w:r>
+            <w:proofErr w:type="spellEnd"/>
           </w:p>
         </w:tc>
         <w:tc>
@@ -2199,12 +3696,28 @@
             <w:tcW w:w="3041" w:type="dxa"/>
           </w:tcPr>
           <w:p>
+            <w:proofErr w:type="spellStart"/>
             <w:r>
               <w:rPr>
                 <w:sz w:val="20"/>
               </w:rPr>
-              <w:t>Evento critico</w:t>
+              <w:t>Evento</w:t>
             </w:r>
+            <w:proofErr w:type="spellEnd"/>
+            <w:r>
+              <w:rPr>
+                <w:sz w:val="20"/>
+              </w:rPr>
+              <w:t xml:space="preserve"> </w:t>
+            </w:r>
+            <w:proofErr w:type="spellStart"/>
+            <w:r>
+              <w:rPr>
+                <w:sz w:val="20"/>
+              </w:rPr>
+              <w:t>critico</w:t>
+            </w:r>
+            <w:proofErr w:type="spellEnd"/>
           </w:p>
         </w:tc>
         <w:tc>
@@ -2248,20 +3761,71 @@
         <w:rPr>
           <w:lang w:val="es-MX"/>
         </w:rPr>
-        <w:t xml:space="preserve">La relacion entre VUs y TPS evidencia que el sistema alcanza su capacidad optima alrededor de los </w:t>
+        <w:t xml:space="preserve">La </w:t>
+      </w:r>
+      <w:proofErr w:type="spellStart"/>
+      <w:r>
+        <w:rPr>
+          <w:lang w:val="es-MX"/>
+        </w:rPr>
+        <w:t>relacion</w:t>
+      </w:r>
+      <w:proofErr w:type="spellEnd"/>
+      <w:r>
+        <w:rPr>
+          <w:lang w:val="es-MX"/>
+        </w:rPr>
+        <w:t xml:space="preserve"> entre </w:t>
+      </w:r>
+      <w:proofErr w:type="spellStart"/>
+      <w:r>
+        <w:rPr>
+          <w:lang w:val="es-MX"/>
+        </w:rPr>
+        <w:t>VUs</w:t>
+      </w:r>
+      <w:proofErr w:type="spellEnd"/>
+      <w:r>
+        <w:rPr>
+          <w:lang w:val="es-MX"/>
+        </w:rPr>
+        <w:t xml:space="preserve"> y TPS evidencia que el sistema alcanza su capacidad optima alrededor de los </w:t>
       </w:r>
       <w:r>
         <w:rPr>
           <w:b/>
           <w:lang w:val="es-MX"/>
         </w:rPr>
-        <w:t>120-130 VUs</w:t>
-      </w:r>
-      <w:r>
-        <w:rPr>
-          <w:lang w:val="es-MX"/>
-        </w:rPr>
-        <w:t>, a partir de los cuales el throughput no aumenta proporcionalmente y la tasa de error se incrementa significativamente.</w:t>
+        <w:t xml:space="preserve">120-130 </w:t>
+      </w:r>
+      <w:proofErr w:type="spellStart"/>
+      <w:r>
+        <w:rPr>
+          <w:b/>
+          <w:lang w:val="es-MX"/>
+        </w:rPr>
+        <w:t>VUs</w:t>
+      </w:r>
+      <w:proofErr w:type="spellEnd"/>
+      <w:r>
+        <w:rPr>
+          <w:lang w:val="es-MX"/>
+        </w:rPr>
+        <w:t xml:space="preserve">, a partir de los cuales el </w:t>
+      </w:r>
+      <w:proofErr w:type="spellStart"/>
+      <w:r>
+        <w:rPr>
+          <w:lang w:val="es-MX"/>
+        </w:rPr>
+        <w:t>throughput</w:t>
+      </w:r>
+      <w:proofErr w:type="spellEnd"/>
+      <w:r>
+        <w:rPr>
+          <w:lang w:val="es-MX"/>
+        </w:rPr>
+        <w:t xml:space="preserve"> no aumenta proporcionalmente y la tasa de error se incrementa significativamente.</w:t>
       </w:r>
     </w:p>
     <w:sectPr>
@@ -2429,7 +3993,7 @@
   <w:abstractNum w:abstractNumId="8" w15:restartNumberingAfterBreak="0">
     <w:nsid w:val="FFFFFF89"/>
     <w:multiLevelType w:val="singleLevel"/>
-    <w:tmpl w:val="29761A62"/>
+    <w:tmpl w:val="2BFA8122"/>
     <w:lvl w:ilvl="0">
       <w:start w:val="1"/>
       <w:numFmt w:val="bullet"/>
